--- a/manifesto-report/共产党宣言读书报告.docx
+++ b/manifesto-report/共产党宣言读书报告.docx
@@ -509,7 +509,7 @@
           <w:b w:val="0"/>
           <w:sz w:val="24"/>
         </w:rPr>
-        <w:t>这本书我读了三遍。第一遍读出了愤怒，第二遍读出了冷静，第三遍读出了责任。愤怒是容易的，冷静是困难的，而责任是把前两者结合起来之后才可能出现的东西。</w:t>
+        <w:t>这本书我前后读了三遍，认识是逐步调整的。第一遍停留在对不公的情绪反应上，关注的是书里对工人处境的描写；第二遍开始注意到它的分析方式，意识到它的力量不在控诉而在对矛盾的客观指认；第三遍才真正落到方法层面，明白它提供的是一种判断社会历史的工具，而不是一套可以直接套用的结论。这个由表及里的过程，本身也印证了前文的判断：读《宣言》的关键，是把方法从结论中分离出来。</w:t>
       </w:r>
     </w:p>
     <w:p>
